--- a/reports/OPF_문의회신_20260824.docx
+++ b/reports/OPF_문의회신_20260824.docx
@@ -32,7 +32,7 @@
           <w:sz w:val="17"/>
           <w:szCs w:val="17"/>
         </w:rPr>
-        <w:t xml:space="preserve">2026.08.24  |  AI솔루션팀 OJT 최중현  |  수신: 정홍규 수석님</w:t>
+        <w:t xml:space="preserve">2026.08.24  |  AI솔루션팀 OJT 최중현  |  수신: 주관 담당 수석님</w:t>
       </w:r>
     </w:p>
     <w:p>
